--- a/materials/第1讲叙事授课试做/00_导读.docx
+++ b/materials/第1讲叙事授课试做/00_导读.docx
@@ -71,29 +71,29 @@
           <w:sz w:val="22"/>
           <w:szCs w:val="22"/>
         </w:rPr>
-        <w:t xml:space="preserve">建议先连续阅读</w:t>
-      </w:r>
-      <w:r>
-        <w:rPr>
-          <w:rFonts w:ascii="Microsoft YaHei" w:cs="Microsoft YaHei" w:eastAsia="Microsoft YaHei" w:hAnsi="Microsoft YaHei"/>
-          <w:b w:val="false"/>
-          <w:bCs w:val="false"/>
-          <w:color w:val="233541"/>
-          <w:sz w:val="22"/>
-          <w:szCs w:val="22"/>
-        </w:rPr>
-        <w:t xml:space="preserve">完整逐字稿</w:t>
-      </w:r>
-      <w:r>
-        <w:rPr>
-          <w:rFonts w:ascii="Microsoft YaHei" w:cs="Microsoft YaHei" w:eastAsia="Microsoft YaHei" w:hAnsi="Microsoft YaHei"/>
-          <w:b w:val="false"/>
-          <w:bCs w:val="false"/>
-          <w:color w:val="233541"/>
-          <w:sz w:val="22"/>
-          <w:szCs w:val="22"/>
-        </w:rPr>
-        <w:t xml:space="preserve">的开场至第一学时收束，再看第二学时。正文是可直接讲的主轨话语；段间操作提示、总体教学提示和来源不朗读。其后对照26页课件，检查声音与画面是否互相配合。</w:t>
+        <w:t xml:space="preserve">先读</w:t>
+      </w:r>
+      <w:r>
+        <w:rPr>
+          <w:rFonts w:ascii="Microsoft YaHei" w:cs="Microsoft YaHei" w:eastAsia="Microsoft YaHei" w:hAnsi="Microsoft YaHei"/>
+          <w:b w:val="false"/>
+          <w:bCs w:val="false"/>
+          <w:color w:val="233541"/>
+          <w:sz w:val="22"/>
+          <w:szCs w:val="22"/>
+        </w:rPr>
+        <w:t xml:space="preserve">逐字稿</w:t>
+      </w:r>
+      <w:r>
+        <w:rPr>
+          <w:rFonts w:ascii="Microsoft YaHei" w:cs="Microsoft YaHei" w:eastAsia="Microsoft YaHei" w:hAnsi="Microsoft YaHei"/>
+          <w:b w:val="false"/>
+          <w:bCs w:val="false"/>
+          <w:color w:val="233541"/>
+          <w:sz w:val="22"/>
+          <w:szCs w:val="22"/>
+        </w:rPr>
+        <w:t xml:space="preserve">对应幻灯片1—5、14—19的段落，再对照课件。正文用于讲授，操作提示和来源不朗读。</w:t>
       </w:r>
     </w:p>
     <w:p>
@@ -292,24 +292,24 @@
           <w:sz w:val="22"/>
           <w:szCs w:val="22"/>
         </w:rPr>
-        <w:t xml:space="preserve">本轮没有真人试讲，也没有Pro对新稿的审阅。请重点判断：叙事是否有具体事实和制度问题，概念是否自然形成且准确，语言是否适合你直接讲，课件是否帮助理解而非增加干扰。只试做第一讲，未改写第2—7讲。</w:t>
-      </w:r>
-    </w:p>
-    <w:p>
-      <w:pPr>
-        <w:widowControl/>
-        <w:spacing w:after="100" w:line="310"/>
-      </w:pPr>
-      <w:r>
-        <w:rPr>
-          <w:rFonts w:ascii="Microsoft YaHei" w:cs="Microsoft YaHei" w:eastAsia="Microsoft YaHei" w:hAnsi="Microsoft YaHei"/>
-          <w:b w:val="false"/>
-          <w:bCs w:val="false"/>
-          <w:color w:val="233541"/>
-          <w:sz w:val="22"/>
-          <w:szCs w:val="22"/>
-        </w:rPr>
-        <w:t xml:space="preserve">生成脚本与版本管理在协作仓库运行；本地教学目录的副本用于阅读和使用。完整执行记录随本轮回仓，供Pro额度恢复后继续审阅。</w:t>
+        <w:t xml:space="preserve">本轮没有真人试讲或Pro审阅。请重点判断叙事、概念、口语和画面是否相配。只试做第一讲，第2—7讲未改写。</w:t>
+      </w:r>
+    </w:p>
+    <w:p>
+      <w:pPr>
+        <w:widowControl/>
+        <w:spacing w:after="100" w:line="310"/>
+      </w:pPr>
+      <w:r>
+        <w:rPr>
+          <w:rFonts w:ascii="Microsoft YaHei" w:cs="Microsoft YaHei" w:eastAsia="Microsoft YaHei" w:hAnsi="Microsoft YaHei"/>
+          <w:b w:val="false"/>
+          <w:bCs w:val="false"/>
+          <w:color w:val="233541"/>
+          <w:sz w:val="22"/>
+          <w:szCs w:val="22"/>
+        </w:rPr>
+        <w:t xml:space="preserve">生成脚本在协作仓库运行。执行记录随本轮回仓，供Pro恢复后继续审阅。</w:t>
       </w:r>
     </w:p>
     <w:sectPr>
